--- a/Search Help.docx
+++ b/Search Help.docx
@@ -1,6 +1,6 @@
 
 <file path=word/document.xml><?xml version="1.0" encoding="utf-8"?>
-<w:document xmlns:wpc="http://schemas.microsoft.com/office/word/2010/wordprocessingCanvas" xmlns:cx="http://schemas.microsoft.com/office/drawing/2014/chartex" xmlns:cx1="http://schemas.microsoft.com/office/drawing/2015/9/8/chartex" xmlns:cx2="http://schemas.microsoft.com/office/drawing/2015/10/21/chartex" xmlns:cx3="http://schemas.microsoft.com/office/drawing/2016/5/9/chartex" xmlns:cx4="http://schemas.microsoft.com/office/drawing/2016/5/10/chartex" xmlns:cx5="http://schemas.microsoft.com/office/drawing/2016/5/11/chartex" xmlns:cx6="http://schemas.microsoft.com/office/drawing/2016/5/12/chartex" xmlns:cx7="http://schemas.microsoft.com/office/drawing/2016/5/13/chartex" xmlns:cx8="http://schemas.microsoft.com/office/drawing/2016/5/14/chartex" xmlns:mc="http://schemas.openxmlformats.org/markup-compatibility/2006" xmlns:aink="http://schemas.microsoft.com/office/drawing/2016/ink" xmlns:am3d="http://schemas.microsoft.com/office/drawing/2017/model3d" xmlns:o="urn:schemas-microsoft-com:office:office" xmlns:oel="http://schemas.microsoft.com/office/2019/extlst" xmlns:r="http://schemas.openxmlformats.org/officeDocument/2006/relationships" xmlns:m="http://schemas.openxmlformats.org/officeDocument/2006/math" xmlns:v="urn:schemas-microsoft-com:vml" xmlns:wp14="http://schemas.microsoft.com/office/word/2010/wordprocessingDrawing" xmlns:wp="http://schemas.openxmlformats.org/drawingml/2006/wordprocessingDrawing" xmlns:w10="urn:schemas-microsoft-com:office:word" xmlns:w="http://schemas.openxmlformats.org/wordprocessingml/2006/main" xmlns:w14="http://schemas.microsoft.com/office/word/2010/wordml" xmlns:w15="http://schemas.microsoft.com/office/word/2012/wordml" xmlns:w16cex="http://schemas.microsoft.com/office/word/2018/wordml/cex" xmlns:w16cid="http://schemas.microsoft.com/office/word/2016/wordml/cid" xmlns:w16="http://schemas.microsoft.com/office/word/2018/wordml" xmlns:w16du="http://schemas.microsoft.com/office/word/2023/wordml/word16du" xmlns:w16sdtdh="http://schemas.microsoft.com/office/word/2020/wordml/sdtdatahash" xmlns:w16se="http://schemas.microsoft.com/office/word/2015/wordml/symex" xmlns:wpg="http://schemas.microsoft.com/office/word/2010/wordprocessingGroup" xmlns:wpi="http://schemas.microsoft.com/office/word/2010/wordprocessingInk" xmlns:wne="http://schemas.microsoft.com/office/word/2006/wordml" xmlns:wps="http://schemas.microsoft.com/office/word/2010/wordprocessingShape" mc:Ignorable="w14 w15 w16se w16cid w16 w16cex w16sdtdh w16du wp14">
+<w:document xmlns:wpc="http://schemas.microsoft.com/office/word/2010/wordprocessingCanvas" xmlns:cx="http://schemas.microsoft.com/office/drawing/2014/chartex" xmlns:cx1="http://schemas.microsoft.com/office/drawing/2015/9/8/chartex" xmlns:cx2="http://schemas.microsoft.com/office/drawing/2015/10/21/chartex" xmlns:cx3="http://schemas.microsoft.com/office/drawing/2016/5/9/chartex" xmlns:cx4="http://schemas.microsoft.com/office/drawing/2016/5/10/chartex" xmlns:cx5="http://schemas.microsoft.com/office/drawing/2016/5/11/chartex" xmlns:cx6="http://schemas.microsoft.com/office/drawing/2016/5/12/chartex" xmlns:cx7="http://schemas.microsoft.com/office/drawing/2016/5/13/chartex" xmlns:cx8="http://schemas.microsoft.com/office/drawing/2016/5/14/chartex" xmlns:mc="http://schemas.openxmlformats.org/markup-compatibility/2006" xmlns:aink="http://schemas.microsoft.com/office/drawing/2016/ink" xmlns:am3d="http://schemas.microsoft.com/office/drawing/2017/model3d" xmlns:o="urn:schemas-microsoft-com:office:office" xmlns:oel="http://schemas.microsoft.com/office/2019/extlst" xmlns:r="http://schemas.openxmlformats.org/officeDocument/2006/relationships" xmlns:m="http://schemas.openxmlformats.org/officeDocument/2006/math" xmlns:v="urn:schemas-microsoft-com:vml" xmlns:wp14="http://schemas.microsoft.com/office/word/2010/wordprocessingDrawing" xmlns:wp="http://schemas.openxmlformats.org/drawingml/2006/wordprocessingDrawing" xmlns:w10="urn:schemas-microsoft-com:office:word" xmlns:w="http://schemas.openxmlformats.org/wordprocessingml/2006/main" xmlns:w14="http://schemas.microsoft.com/office/word/2010/wordml" xmlns:w15="http://schemas.microsoft.com/office/word/2012/wordml" xmlns:w16cex="http://schemas.microsoft.com/office/word/2018/wordml/cex" xmlns:w16cid="http://schemas.microsoft.com/office/word/2016/wordml/cid" xmlns:w16="http://schemas.microsoft.com/office/word/2018/wordml" xmlns:w16du="http://schemas.microsoft.com/office/word/2023/wordml/word16du" xmlns:w16sdtdh="http://schemas.microsoft.com/office/word/2020/wordml/sdtdatahash" xmlns:w16sdtfl="http://schemas.microsoft.com/office/word/2024/wordml/sdtformatlock" xmlns:w16se="http://schemas.microsoft.com/office/word/2015/wordml/symex" xmlns:wpg="http://schemas.microsoft.com/office/word/2010/wordprocessingGroup" xmlns:wpi="http://schemas.microsoft.com/office/word/2010/wordprocessingInk" xmlns:wne="http://schemas.microsoft.com/office/word/2006/wordml" xmlns:wps="http://schemas.microsoft.com/office/word/2010/wordprocessingShape" mc:Ignorable="w14 w15 w16se w16cid w16 w16cex w16sdtdh w16sdtfl w16du wp14">
   <w:body>
     <w:p>
       <w:pPr>
@@ -45,14 +45,11 @@
         <w:spacing w:after="120" w:line="220" w:lineRule="atLeast"/>
       </w:pPr>
       <w:r>
-        <w:rPr>
-          <w:noProof/>
-        </w:rPr>
         <w:drawing>
-          <wp:inline distT="0" distB="0" distL="0" distR="0" wp14:anchorId="568CA24E" wp14:editId="0FC17F6B">
-            <wp:extent cx="1990725" cy="2752725"/>
-            <wp:effectExtent l="0" t="0" r="9525" b="9525"/>
-            <wp:docPr id="1514411746" name="Picture 1"/>
+          <wp:inline distT="0" distB="0" distL="0" distR="0" wp14:anchorId="2ECB2CBA" wp14:editId="11E1570A">
+            <wp:extent cx="3134162" cy="2819794"/>
+            <wp:effectExtent l="0" t="0" r="0" b="0"/>
+            <wp:docPr id="798450177" name="Picture 1" descr="A screenshot of a computer&#10;&#10;AI-generated content may be incorrect."/>
             <wp:cNvGraphicFramePr>
               <a:graphicFrameLocks xmlns:a="http://schemas.openxmlformats.org/drawingml/2006/main" noChangeAspect="1"/>
             </wp:cNvGraphicFramePr>
@@ -60,36 +57,23 @@
               <a:graphicData uri="http://schemas.openxmlformats.org/drawingml/2006/picture">
                 <pic:pic xmlns:pic="http://schemas.openxmlformats.org/drawingml/2006/picture">
                   <pic:nvPicPr>
-                    <pic:cNvPr id="0" name="Picture 1"/>
-                    <pic:cNvPicPr>
-                      <a:picLocks noChangeAspect="1" noChangeArrowheads="1"/>
-                    </pic:cNvPicPr>
+                    <pic:cNvPr id="798450177" name="Picture 1" descr="A screenshot of a computer&#10;&#10;AI-generated content may be incorrect."/>
+                    <pic:cNvPicPr/>
                   </pic:nvPicPr>
                   <pic:blipFill>
-                    <a:blip r:embed="rId5">
-                      <a:extLst>
-                        <a:ext uri="{28A0092B-C50C-407E-A947-70E740481C1C}">
-                          <a14:useLocalDpi xmlns:a14="http://schemas.microsoft.com/office/drawing/2010/main" val="0"/>
-                        </a:ext>
-                      </a:extLst>
-                    </a:blip>
-                    <a:srcRect/>
+                    <a:blip r:embed="rId5"/>
                     <a:stretch>
                       <a:fillRect/>
                     </a:stretch>
                   </pic:blipFill>
-                  <pic:spPr bwMode="auto">
+                  <pic:spPr>
                     <a:xfrm>
                       <a:off x="0" y="0"/>
-                      <a:ext cx="1990725" cy="2752725"/>
+                      <a:ext cx="3134162" cy="2819794"/>
                     </a:xfrm>
                     <a:prstGeom prst="rect">
                       <a:avLst/>
                     </a:prstGeom>
-                    <a:noFill/>
-                    <a:ln>
-                      <a:noFill/>
-                    </a:ln>
                   </pic:spPr>
                 </pic:pic>
               </a:graphicData>
@@ -106,15 +90,13 @@
           <w:numId w:val="1"/>
         </w:numPr>
       </w:pPr>
-      <w:r>
-        <w:t xml:space="preserve">Local Search only uses your grid. </w:t>
-      </w:r>
-      <w:r>
-        <w:rPr>
-          <w:b/>
-          <w:bCs/>
-        </w:rPr>
-        <w:t>Apache must be enabled to use this.</w:t>
+      <w:proofErr w:type="spellStart"/>
+      <w:r>
+        <w:t>JOpensim</w:t>
+      </w:r>
+      <w:proofErr w:type="spellEnd"/>
+      <w:r>
+        <w:t xml:space="preserve"> search only appears if you have installed Joomla and Jopensim.</w:t>
       </w:r>
     </w:p>
     <w:p>
@@ -569,6 +551,7 @@
     </w:p>
     <w:p>
       <w:r>
+        <w:lastRenderedPageBreak/>
         <w:t>In each of the respective OpenSim viewers available, such as Firestorm, Singularity, etc... You have a Search feature. It might look like this inside each respective viewer:</w:t>
       </w:r>
     </w:p>
@@ -798,6 +781,12 @@
       </w:r>
     </w:p>
     <w:p>
+      <w:r>
+        <w:br w:type="page"/>
+      </w:r>
+    </w:p>
+    <w:p/>
+    <w:p>
       <w:pPr>
         <w:pStyle w:val="Heading3"/>
       </w:pPr>
@@ -829,7 +818,7 @@
           <w:noProof/>
         </w:rPr>
         <w:drawing>
-          <wp:inline distT="0" distB="0" distL="0" distR="0" wp14:anchorId="7894F54B" wp14:editId="4C683DA7">
+          <wp:inline distT="0" distB="0" distL="0" distR="0" wp14:anchorId="7894F54B" wp14:editId="5EF67565">
             <wp:extent cx="3213100" cy="2540000"/>
             <wp:effectExtent l="0" t="0" r="0" b="0"/>
             <wp:docPr id="5" name="image147.png" descr="A screenshot of a computer&#10;&#10;Description automatically generated"/>
@@ -910,7 +899,7 @@
           <w:noProof/>
         </w:rPr>
         <w:drawing>
-          <wp:inline distT="0" distB="0" distL="0" distR="0" wp14:anchorId="78EFE037" wp14:editId="30AF33F0">
+          <wp:inline distT="0" distB="0" distL="0" distR="0" wp14:anchorId="78EFE037" wp14:editId="35C84471">
             <wp:extent cx="2794000" cy="2197100"/>
             <wp:effectExtent l="0" t="0" r="0" b="0"/>
             <wp:docPr id="6" name="image148.png" descr="A screenshot of a computer&#10;&#10;Description automatically generated"/>
@@ -969,20 +958,21 @@
         <w:pStyle w:val="Heading3"/>
       </w:pPr>
       <w:r>
+        <w:lastRenderedPageBreak/>
         <w:t>Land Sales:</w:t>
       </w:r>
     </w:p>
     <w:p>
       <w:r>
-        <w:t>Parcels marked for-</w:t>
+        <w:t xml:space="preserve">Parcels marked for-sale and “Show in Search” can </w:t>
       </w:r>
       <w:proofErr w:type="gramStart"/>
       <w:r>
-        <w:t>sale</w:t>
+        <w:t>be located in</w:t>
       </w:r>
       <w:proofErr w:type="gramEnd"/>
       <w:r>
-        <w:t xml:space="preserve"> and “Show in Search” can be located in this screen:</w:t>
+        <w:t xml:space="preserve"> this screen:</w:t>
       </w:r>
     </w:p>
     <w:p>
@@ -991,7 +981,7 @@
           <w:noProof/>
         </w:rPr>
         <w:drawing>
-          <wp:inline distT="0" distB="0" distL="0" distR="0" wp14:anchorId="425509D3" wp14:editId="46511C15">
+          <wp:inline distT="0" distB="0" distL="0" distR="0" wp14:anchorId="425509D3" wp14:editId="3C376FC9">
             <wp:extent cx="3600450" cy="2908300"/>
             <wp:effectExtent l="0" t="0" r="0" b="0"/>
             <wp:docPr id="7" name="image152.png" descr="A screenshot of a computer&#10;&#10;Description automatically generated"/>
@@ -1052,7 +1042,7 @@
 </file>
 
 <file path=word/numbering.xml><?xml version="1.0" encoding="utf-8"?>
-<w:numbering xmlns:wpc="http://schemas.microsoft.com/office/word/2010/wordprocessingCanvas" xmlns:cx="http://schemas.microsoft.com/office/drawing/2014/chartex" xmlns:cx1="http://schemas.microsoft.com/office/drawing/2015/9/8/chartex" xmlns:cx2="http://schemas.microsoft.com/office/drawing/2015/10/21/chartex" xmlns:cx3="http://schemas.microsoft.com/office/drawing/2016/5/9/chartex" xmlns:cx4="http://schemas.microsoft.com/office/drawing/2016/5/10/chartex" xmlns:cx5="http://schemas.microsoft.com/office/drawing/2016/5/11/chartex" xmlns:cx6="http://schemas.microsoft.com/office/drawing/2016/5/12/chartex" xmlns:cx7="http://schemas.microsoft.com/office/drawing/2016/5/13/chartex" xmlns:cx8="http://schemas.microsoft.com/office/drawing/2016/5/14/chartex" xmlns:mc="http://schemas.openxmlformats.org/markup-compatibility/2006" xmlns:aink="http://schemas.microsoft.com/office/drawing/2016/ink" xmlns:am3d="http://schemas.microsoft.com/office/drawing/2017/model3d" xmlns:o="urn:schemas-microsoft-com:office:office" xmlns:oel="http://schemas.microsoft.com/office/2019/extlst" xmlns:r="http://schemas.openxmlformats.org/officeDocument/2006/relationships" xmlns:m="http://schemas.openxmlformats.org/officeDocument/2006/math" xmlns:v="urn:schemas-microsoft-com:vml" xmlns:wp14="http://schemas.microsoft.com/office/word/2010/wordprocessingDrawing" xmlns:wp="http://schemas.openxmlformats.org/drawingml/2006/wordprocessingDrawing" xmlns:w10="urn:schemas-microsoft-com:office:word" xmlns:w="http://schemas.openxmlformats.org/wordprocessingml/2006/main" xmlns:w14="http://schemas.microsoft.com/office/word/2010/wordml" xmlns:w15="http://schemas.microsoft.com/office/word/2012/wordml" xmlns:w16cex="http://schemas.microsoft.com/office/word/2018/wordml/cex" xmlns:w16cid="http://schemas.microsoft.com/office/word/2016/wordml/cid" xmlns:w16="http://schemas.microsoft.com/office/word/2018/wordml" xmlns:w16du="http://schemas.microsoft.com/office/word/2023/wordml/word16du" xmlns:w16sdtdh="http://schemas.microsoft.com/office/word/2020/wordml/sdtdatahash" xmlns:w16se="http://schemas.microsoft.com/office/word/2015/wordml/symex" xmlns:wpg="http://schemas.microsoft.com/office/word/2010/wordprocessingGroup" xmlns:wpi="http://schemas.microsoft.com/office/word/2010/wordprocessingInk" xmlns:wne="http://schemas.microsoft.com/office/word/2006/wordml" xmlns:wps="http://schemas.microsoft.com/office/word/2010/wordprocessingShape" mc:Ignorable="w14 w15 w16se w16cid w16 w16cex w16sdtdh w16du wp14">
+<w:numbering xmlns:wpc="http://schemas.microsoft.com/office/word/2010/wordprocessingCanvas" xmlns:cx="http://schemas.microsoft.com/office/drawing/2014/chartex" xmlns:cx1="http://schemas.microsoft.com/office/drawing/2015/9/8/chartex" xmlns:cx2="http://schemas.microsoft.com/office/drawing/2015/10/21/chartex" xmlns:cx3="http://schemas.microsoft.com/office/drawing/2016/5/9/chartex" xmlns:cx4="http://schemas.microsoft.com/office/drawing/2016/5/10/chartex" xmlns:cx5="http://schemas.microsoft.com/office/drawing/2016/5/11/chartex" xmlns:cx6="http://schemas.microsoft.com/office/drawing/2016/5/12/chartex" xmlns:cx7="http://schemas.microsoft.com/office/drawing/2016/5/13/chartex" xmlns:cx8="http://schemas.microsoft.com/office/drawing/2016/5/14/chartex" xmlns:mc="http://schemas.openxmlformats.org/markup-compatibility/2006" xmlns:aink="http://schemas.microsoft.com/office/drawing/2016/ink" xmlns:am3d="http://schemas.microsoft.com/office/drawing/2017/model3d" xmlns:o="urn:schemas-microsoft-com:office:office" xmlns:oel="http://schemas.microsoft.com/office/2019/extlst" xmlns:r="http://schemas.openxmlformats.org/officeDocument/2006/relationships" xmlns:m="http://schemas.openxmlformats.org/officeDocument/2006/math" xmlns:v="urn:schemas-microsoft-com:vml" xmlns:wp14="http://schemas.microsoft.com/office/word/2010/wordprocessingDrawing" xmlns:wp="http://schemas.openxmlformats.org/drawingml/2006/wordprocessingDrawing" xmlns:w10="urn:schemas-microsoft-com:office:word" xmlns:w="http://schemas.openxmlformats.org/wordprocessingml/2006/main" xmlns:w14="http://schemas.microsoft.com/office/word/2010/wordml" xmlns:w15="http://schemas.microsoft.com/office/word/2012/wordml" xmlns:w16cex="http://schemas.microsoft.com/office/word/2018/wordml/cex" xmlns:w16cid="http://schemas.microsoft.com/office/word/2016/wordml/cid" xmlns:w16="http://schemas.microsoft.com/office/word/2018/wordml" xmlns:w16du="http://schemas.microsoft.com/office/word/2023/wordml/word16du" xmlns:w16sdtdh="http://schemas.microsoft.com/office/word/2020/wordml/sdtdatahash" xmlns:w16sdtfl="http://schemas.microsoft.com/office/word/2024/wordml/sdtformatlock" xmlns:w16se="http://schemas.microsoft.com/office/word/2015/wordml/symex" xmlns:wpg="http://schemas.microsoft.com/office/word/2010/wordprocessingGroup" xmlns:wpi="http://schemas.microsoft.com/office/word/2010/wordprocessingInk" xmlns:wne="http://schemas.microsoft.com/office/word/2006/wordml" xmlns:wps="http://schemas.microsoft.com/office/word/2010/wordprocessingShape" mc:Ignorable="w14 w15 w16se w16cid w16 w16cex w16sdtdh w16sdtfl w16du wp14">
   <w:abstractNum w:abstractNumId="0" w15:restartNumberingAfterBreak="0">
     <w:nsid w:val="32E112A7"/>
     <w:multiLevelType w:val="hybridMultilevel"/>
@@ -1173,7 +1163,7 @@
 </file>
 
 <file path=word/styles.xml><?xml version="1.0" encoding="utf-8"?>
-<w:styles xmlns:mc="http://schemas.openxmlformats.org/markup-compatibility/2006" xmlns:r="http://schemas.openxmlformats.org/officeDocument/2006/relationships" xmlns:w="http://schemas.openxmlformats.org/wordprocessingml/2006/main" xmlns:w14="http://schemas.microsoft.com/office/word/2010/wordml" xmlns:w15="http://schemas.microsoft.com/office/word/2012/wordml" xmlns:w16cex="http://schemas.microsoft.com/office/word/2018/wordml/cex" xmlns:w16cid="http://schemas.microsoft.com/office/word/2016/wordml/cid" xmlns:w16="http://schemas.microsoft.com/office/word/2018/wordml" xmlns:w16du="http://schemas.microsoft.com/office/word/2023/wordml/word16du" xmlns:w16sdtdh="http://schemas.microsoft.com/office/word/2020/wordml/sdtdatahash" xmlns:w16se="http://schemas.microsoft.com/office/word/2015/wordml/symex" mc:Ignorable="w14 w15 w16se w16cid w16 w16cex w16sdtdh w16du">
+<w:styles xmlns:mc="http://schemas.openxmlformats.org/markup-compatibility/2006" xmlns:r="http://schemas.openxmlformats.org/officeDocument/2006/relationships" xmlns:w="http://schemas.openxmlformats.org/wordprocessingml/2006/main" xmlns:w14="http://schemas.microsoft.com/office/word/2010/wordml" xmlns:w15="http://schemas.microsoft.com/office/word/2012/wordml" xmlns:w16cex="http://schemas.microsoft.com/office/word/2018/wordml/cex" xmlns:w16cid="http://schemas.microsoft.com/office/word/2016/wordml/cid" xmlns:w16="http://schemas.microsoft.com/office/word/2018/wordml" xmlns:w16du="http://schemas.microsoft.com/office/word/2023/wordml/word16du" xmlns:w16sdtdh="http://schemas.microsoft.com/office/word/2020/wordml/sdtdatahash" xmlns:w16sdtfl="http://schemas.microsoft.com/office/word/2024/wordml/sdtformatlock" xmlns:w16se="http://schemas.microsoft.com/office/word/2015/wordml/symex" mc:Ignorable="w14 w15 w16se w16cid w16 w16cex w16sdtdh w16sdtfl w16du">
   <w:docDefaults>
     <w:rPrDefault>
       <w:rPr>
